--- a/CN/prac1/doc.docx
+++ b/CN/prac1/doc.docx
@@ -1,30 +1,127 @@
 
 <file path=word/document.xml><?xml version="1.0" encoding="utf-8"?>
-<w:document xmlns:wpc="http://schemas.microsoft.com/office/word/2010/wordprocessingCanvas" xmlns:cx="http://schemas.microsoft.com/office/drawing/2014/chartex" xmlns:cx1="http://schemas.microsoft.com/office/drawing/2015/9/8/chartex" xmlns:cx2="http://schemas.microsoft.com/office/drawing/2015/10/21/chartex" xmlns:cx3="http://schemas.microsoft.com/office/drawing/2016/5/9/chartex" xmlns:cx4="http://schemas.microsoft.com/office/drawing/2016/5/10/chartex" xmlns:cx5="http://schemas.microsoft.com/office/drawing/2016/5/11/chartex" xmlns:cx6="http://schemas.microsoft.com/office/drawing/2016/5/12/chartex" xmlns:cx7="http://schemas.microsoft.com/office/drawing/2016/5/13/chartex" xmlns:cx8="http://schemas.microsoft.com/office/drawing/2016/5/14/chartex" xmlns:mc="http://schemas.openxmlformats.org/markup-compatibility/2006" xmlns:aink="http://schemas.microsoft.com/office/drawing/2016/ink" xmlns:am3d="http://schemas.microsoft.com/office/drawing/2017/model3d" xmlns:o="urn:schemas-microsoft-com:office:office" xmlns:oel="http://schemas.microsoft.com/office/2019/extlst" xmlns:r="http://schemas.openxmlformats.org/officeDocument/2006/relationships" xmlns:m="http://schemas.openxmlformats.org/officeDocument/2006/math" xmlns:v="urn:schemas-microsoft-com:vml" xmlns:wp14="http://schemas.microsoft.com/office/word/2010/wordprocessingDrawing" xmlns:wp="http://schemas.openxmlformats.org/drawingml/2006/wordprocessingDrawing" xmlns:w10="urn:schemas-microsoft-com:office:word" xmlns:w="http://schemas.openxmlformats.org/wordprocessingml/2006/main" xmlns:w14="http://schemas.microsoft.com/office/word/2010/wordml" xmlns:w15="http://schemas.microsoft.com/office/word/2012/wordml" xmlns:w16cex="http://schemas.microsoft.com/office/word/2018/wordml/cex" xmlns:w16cid="http://schemas.microsoft.com/office/word/2016/wordml/cid" xmlns:w16="http://schemas.microsoft.com/office/word/2018/wordml" xmlns:w16du="http://schemas.microsoft.com/office/word/2023/wordml/word16du" xmlns:w16sdtdh="http://schemas.microsoft.com/office/word/2020/wordml/sdtdatahash" xmlns:w16sdtfl="http://schemas.microsoft.com/office/word/2024/wordml/sdtformatlock" xmlns:w16se="http://schemas.microsoft.com/office/word/2015/wordml/symex" xmlns:wpg="http://schemas.microsoft.com/office/word/2010/wordprocessingGroup" xmlns:wpi="http://schemas.microsoft.com/office/word/2010/wordprocessingInk" xmlns:wne="http://schemas.microsoft.com/office/word/2006/wordml" xmlns:wps="http://schemas.microsoft.com/office/word/2010/wordprocessingShape" mc:Ignorable="w14 w15 w16se w16cid w16 w16cex w16sdtdh w16sdtfl w16du wp14">
+<w:document xmlns:wpc="http://schemas.microsoft.com/office/word/2010/wordprocessingCanvas" xmlns:cx="http://schemas.microsoft.com/office/drawing/2014/chartex" xmlns:cx1="http://schemas.microsoft.com/office/drawing/2015/9/8/chartex" xmlns:cx2="http://schemas.microsoft.com/office/drawing/2015/10/21/chartex" xmlns:cx3="http://schemas.microsoft.com/office/drawing/2016/5/9/chartex" xmlns:cx4="http://schemas.microsoft.com/office/drawing/2016/5/10/chartex" xmlns:cx5="http://schemas.microsoft.com/office/drawing/2016/5/11/chartex" xmlns:cx6="http://schemas.microsoft.com/office/drawing/2016/5/12/chartex" xmlns:cx7="http://schemas.microsoft.com/office/drawing/2016/5/13/chartex" xmlns:cx8="http://schemas.microsoft.com/office/drawing/2016/5/14/chartex" xmlns:mc="http://schemas.openxmlformats.org/markup-compatibility/2006" xmlns:aink="http://schemas.microsoft.com/office/drawing/2016/ink" xmlns:am3d="http://schemas.microsoft.com/office/drawing/2017/model3d" xmlns:o="urn:schemas-microsoft-com:office:office" xmlns:oel="http://schemas.microsoft.com/office/2019/extlst" xmlns:r="http://schemas.openxmlformats.org/officeDocument/2006/relationships" xmlns:m="http://schemas.openxmlformats.org/officeDocument/2006/math" xmlns:v="urn:schemas-microsoft-com:vml" xmlns:wp14="http://schemas.microsoft.com/office/word/2010/wordprocessingDrawing" xmlns:wp="http://schemas.openxmlformats.org/drawingml/2006/wordprocessingDrawing" xmlns:w10="urn:schemas-microsoft-com:office:word" xmlns:w="http://schemas.openxmlformats.org/wordprocessingml/2006/main" xmlns:w14="http://schemas.microsoft.com/office/word/2010/wordml" xmlns:w15="http://schemas.microsoft.com/office/word/2012/wordml" xmlns:w16cei="http://schemas.microsoft.com/office/word/2026/wordml/cei" xmlns:w16cex="http://schemas.microsoft.com/office/word/2018/wordml/cex" xmlns:w16cid="http://schemas.microsoft.com/office/word/2016/wordml/cid" xmlns:w16="http://schemas.microsoft.com/office/word/2018/wordml" xmlns:w16du="http://schemas.microsoft.com/office/word/2023/wordml/word16du" xmlns:w16sdtdh="http://schemas.microsoft.com/office/word/2020/wordml/sdtdatahash" xmlns:w16sdtfl="http://schemas.microsoft.com/office/word/2024/wordml/sdtformatlock" xmlns:w16se="http://schemas.microsoft.com/office/word/2015/wordml/symex" xmlns:wpg="http://schemas.microsoft.com/office/word/2010/wordprocessingGroup" xmlns:wpi="http://schemas.microsoft.com/office/word/2010/wordprocessingInk" xmlns:wne="http://schemas.microsoft.com/office/word/2006/wordml" xmlns:wps="http://schemas.microsoft.com/office/word/2010/wordprocessingShape" mc:Ignorable="w14 w15 w16se w16cid w16 w16cex w16sdtdh w16sdtfl w16du wp14">
   <w:body>
     <w:p>
       <w:r>
-        <w:t>Name : Smith Faldu</w:t>
-      </w:r>
-    </w:p>
-    <w:p>
-      <w:r>
-        <w:t>RollNo : 24BCE298</w:t>
-      </w:r>
-    </w:p>
-    <w:p>
-      <w:r>
-        <w:t>CourseCode &amp; Name :3CS201CC24 (Computer Networks)</w:t>
-      </w:r>
-    </w:p>
-    <w:p>
-      <w:r>
-        <w:t>Practical : 01</w:t>
-      </w:r>
-    </w:p>
-    <w:p>
-      <w:r>
-        <w:t>AIM : Understand following network commands with their utility: ping, ipconfig/ifconfig, iwconfig, netstat, traceroute/tracert, route, nslookup, hostname, dig, telnet, ssh, arp, nmap, getmac, pathping, ss and route add.</w:t>
+        <w:t xml:space="preserve"> </w:t>
+      </w:r>
+      <w:proofErr w:type="gramStart"/>
+      <w:r>
+        <w:t>Name :</w:t>
+      </w:r>
+      <w:proofErr w:type="gramEnd"/>
+      <w:r>
+        <w:t xml:space="preserve"> Smith Faldu</w:t>
+      </w:r>
+    </w:p>
+    <w:p>
+      <w:proofErr w:type="spellStart"/>
+      <w:proofErr w:type="gramStart"/>
+      <w:r>
+        <w:t>RollNo</w:t>
+      </w:r>
+      <w:proofErr w:type="spellEnd"/>
+      <w:r>
+        <w:t xml:space="preserve"> :</w:t>
+      </w:r>
+      <w:proofErr w:type="gramEnd"/>
+      <w:r>
+        <w:t xml:space="preserve"> 24BCE298</w:t>
+      </w:r>
+    </w:p>
+    <w:p>
+      <w:proofErr w:type="spellStart"/>
+      <w:r>
+        <w:t>CourseCode</w:t>
+      </w:r>
+      <w:proofErr w:type="spellEnd"/>
+      <w:r>
+        <w:t xml:space="preserve"> &amp; Name :3CS201CC24 (Computer Networks)</w:t>
+      </w:r>
+    </w:p>
+    <w:p>
+      <w:proofErr w:type="gramStart"/>
+      <w:r>
+        <w:t>Practical :</w:t>
+      </w:r>
+      <w:proofErr w:type="gramEnd"/>
+      <w:r>
+        <w:t xml:space="preserve"> 01</w:t>
+      </w:r>
+    </w:p>
+    <w:p>
+      <w:proofErr w:type="gramStart"/>
+      <w:r>
+        <w:t>AIM :</w:t>
+      </w:r>
+      <w:proofErr w:type="gramEnd"/>
+      <w:r>
+        <w:t xml:space="preserve"> Understand following network commands with their utility: ping, ipconfig/</w:t>
+      </w:r>
+      <w:proofErr w:type="spellStart"/>
+      <w:r>
+        <w:t>ifconfig</w:t>
+      </w:r>
+      <w:proofErr w:type="spellEnd"/>
+      <w:r>
+        <w:t xml:space="preserve">, </w:t>
+      </w:r>
+      <w:proofErr w:type="spellStart"/>
+      <w:r>
+        <w:t>iwconfig</w:t>
+      </w:r>
+      <w:proofErr w:type="spellEnd"/>
+      <w:r>
+        <w:t>, netstat, traceroute/</w:t>
+      </w:r>
+      <w:proofErr w:type="spellStart"/>
+      <w:r>
+        <w:t>tracert</w:t>
+      </w:r>
+      <w:proofErr w:type="spellEnd"/>
+      <w:r>
+        <w:t xml:space="preserve">, route, </w:t>
+      </w:r>
+      <w:proofErr w:type="spellStart"/>
+      <w:r>
+        <w:t>nslookup</w:t>
+      </w:r>
+      <w:proofErr w:type="spellEnd"/>
+      <w:r>
+        <w:t xml:space="preserve">, hostname, dig, telnet, ssh, </w:t>
+      </w:r>
+      <w:proofErr w:type="spellStart"/>
+      <w:r>
+        <w:t>arp</w:t>
+      </w:r>
+      <w:proofErr w:type="spellEnd"/>
+      <w:r>
+        <w:t xml:space="preserve">, </w:t>
+      </w:r>
+      <w:proofErr w:type="spellStart"/>
+      <w:r>
+        <w:t>nmap</w:t>
+      </w:r>
+      <w:proofErr w:type="spellEnd"/>
+      <w:r>
+        <w:t xml:space="preserve">, </w:t>
+      </w:r>
+      <w:proofErr w:type="spellStart"/>
+      <w:r>
+        <w:t>getmac</w:t>
+      </w:r>
+      <w:proofErr w:type="spellEnd"/>
+      <w:r>
+        <w:t xml:space="preserve">, </w:t>
+      </w:r>
+      <w:proofErr w:type="spellStart"/>
+      <w:r>
+        <w:t>pathping</w:t>
+      </w:r>
+      <w:proofErr w:type="spellEnd"/>
+      <w:r>
+        <w:t>, ss and route add.</w:t>
       </w:r>
     </w:p>
     <w:p/>
@@ -40,7 +137,23 @@
           <w:b/>
           <w:bCs/>
         </w:rPr>
-        <w:t xml:space="preserve">Ping Command : </w:t>
+        <w:t xml:space="preserve">Ping </w:t>
+      </w:r>
+      <w:proofErr w:type="gramStart"/>
+      <w:r>
+        <w:rPr>
+          <w:b/>
+          <w:bCs/>
+        </w:rPr>
+        <w:t>Command :</w:t>
+      </w:r>
+      <w:proofErr w:type="gramEnd"/>
+      <w:r>
+        <w:rPr>
+          <w:b/>
+          <w:bCs/>
+        </w:rPr>
+        <w:t xml:space="preserve"> </w:t>
       </w:r>
     </w:p>
     <w:p>
@@ -63,7 +176,23 @@
           <w:b/>
           <w:bCs/>
         </w:rPr>
-        <w:t>ping [options] &lt;hostname/IP_address&gt;</w:t>
+        <w:t>ping [options] &lt;hostname/</w:t>
+      </w:r>
+      <w:proofErr w:type="spellStart"/>
+      <w:r>
+        <w:rPr>
+          <w:b/>
+          <w:bCs/>
+        </w:rPr>
+        <w:t>IP_address</w:t>
+      </w:r>
+      <w:proofErr w:type="spellEnd"/>
+      <w:r>
+        <w:rPr>
+          <w:b/>
+          <w:bCs/>
+        </w:rPr>
+        <w:t>&gt;</w:t>
       </w:r>
     </w:p>
     <w:p>
@@ -233,7 +362,23 @@
           <w:b/>
           <w:bCs/>
         </w:rPr>
-        <w:t>ping -t google.com</w:t>
+        <w:t xml:space="preserve">ping </w:t>
+      </w:r>
+      <w:proofErr w:type="gramStart"/>
+      <w:r>
+        <w:rPr>
+          <w:b/>
+          <w:bCs/>
+        </w:rPr>
+        <w:t>-t</w:t>
+      </w:r>
+      <w:proofErr w:type="gramEnd"/>
+      <w:r>
+        <w:rPr>
+          <w:b/>
+          <w:bCs/>
+        </w:rPr>
+        <w:t xml:space="preserve"> google.com</w:t>
       </w:r>
     </w:p>
     <w:p>
@@ -325,40 +470,105 @@
     </w:p>
     <w:p>
       <w:r>
-        <w:t>10.Differentiate between ICMP Echo Request andEcho Reply.</w:t>
-      </w:r>
-    </w:p>
-    <w:p>
-      <w:pPr>
-        <w:rPr>
-          <w:b/>
-          <w:bCs/>
-        </w:rPr>
-      </w:pPr>
-      <w:r>
-        <w:rPr>
-          <w:b/>
-          <w:bCs/>
-        </w:rPr>
-        <w:t>ICMP : sent by source device,it use if host is available or not</w:t>
-      </w:r>
-    </w:p>
-    <w:p>
-      <w:pPr>
-        <w:rPr>
-          <w:b/>
-          <w:bCs/>
-        </w:rPr>
-      </w:pPr>
-      <w:r>
-        <w:rPr>
-          <w:b/>
-          <w:bCs/>
-        </w:rPr>
-        <w:t>ECHO: send by destination device</w:t>
-      </w:r>
-      <w:r>
-        <w:t xml:space="preserve"> , </w:t>
+        <w:t xml:space="preserve">10.Differentiate between ICMP Echo Request </w:t>
+      </w:r>
+      <w:proofErr w:type="spellStart"/>
+      <w:proofErr w:type="gramStart"/>
+      <w:r>
+        <w:t>andEcho</w:t>
+      </w:r>
+      <w:proofErr w:type="spellEnd"/>
+      <w:proofErr w:type="gramEnd"/>
+      <w:r>
+        <w:t xml:space="preserve"> Reply.</w:t>
+      </w:r>
+    </w:p>
+    <w:p>
+      <w:pPr>
+        <w:rPr>
+          <w:b/>
+          <w:bCs/>
+        </w:rPr>
+      </w:pPr>
+      <w:proofErr w:type="gramStart"/>
+      <w:r>
+        <w:rPr>
+          <w:b/>
+          <w:bCs/>
+        </w:rPr>
+        <w:t>ICMP :</w:t>
+      </w:r>
+      <w:proofErr w:type="gramEnd"/>
+      <w:r>
+        <w:rPr>
+          <w:b/>
+          <w:bCs/>
+        </w:rPr>
+        <w:t xml:space="preserve"> sent by source </w:t>
+      </w:r>
+      <w:proofErr w:type="spellStart"/>
+      <w:proofErr w:type="gramStart"/>
+      <w:r>
+        <w:rPr>
+          <w:b/>
+          <w:bCs/>
+        </w:rPr>
+        <w:t>device,it</w:t>
+      </w:r>
+      <w:proofErr w:type="spellEnd"/>
+      <w:proofErr w:type="gramEnd"/>
+      <w:r>
+        <w:rPr>
+          <w:b/>
+          <w:bCs/>
+        </w:rPr>
+        <w:t xml:space="preserve"> </w:t>
+      </w:r>
+      <w:proofErr w:type="gramStart"/>
+      <w:r>
+        <w:rPr>
+          <w:b/>
+          <w:bCs/>
+        </w:rPr>
+        <w:t>use</w:t>
+      </w:r>
+      <w:proofErr w:type="gramEnd"/>
+      <w:r>
+        <w:rPr>
+          <w:b/>
+          <w:bCs/>
+        </w:rPr>
+        <w:t xml:space="preserve"> if host is available or not</w:t>
+      </w:r>
+    </w:p>
+    <w:p>
+      <w:pPr>
+        <w:rPr>
+          <w:b/>
+          <w:bCs/>
+        </w:rPr>
+      </w:pPr>
+      <w:r>
+        <w:rPr>
+          <w:b/>
+          <w:bCs/>
+        </w:rPr>
+        <w:t xml:space="preserve">ECHO: send by destination </w:t>
+      </w:r>
+      <w:proofErr w:type="gramStart"/>
+      <w:r>
+        <w:rPr>
+          <w:b/>
+          <w:bCs/>
+        </w:rPr>
+        <w:t>device</w:t>
+      </w:r>
+      <w:r>
+        <w:t xml:space="preserve"> ,</w:t>
+      </w:r>
+      <w:proofErr w:type="gramEnd"/>
+      <w:r>
+        <w:t xml:space="preserve"> </w:t>
       </w:r>
       <w:r>
         <w:rPr>
@@ -401,7 +611,15 @@
     </w:p>
     <w:p>
       <w:r>
-        <w:t>1.Display the IP configuration of your system using ipconfig or ifconfig.</w:t>
+        <w:t xml:space="preserve">1.Display the IP configuration of your system using ipconfig or </w:t>
+      </w:r>
+      <w:proofErr w:type="spellStart"/>
+      <w:r>
+        <w:t>ifconfig</w:t>
+      </w:r>
+      <w:proofErr w:type="spellEnd"/>
+      <w:r>
+        <w:t>.</w:t>
       </w:r>
     </w:p>
     <w:p>
@@ -449,29 +667,69 @@
     </w:p>
     <w:p>
       <w:r>
-        <w:t>2.Identify: oIPv4 Address oSubnet Mask oDefault Gateway oMAC Address</w:t>
-      </w:r>
-    </w:p>
-    <w:p>
-      <w:pPr>
-        <w:rPr>
-          <w:b/>
-          <w:bCs/>
-        </w:rPr>
-      </w:pPr>
-      <w:r>
-        <w:rPr>
-          <w:b/>
-          <w:bCs/>
-        </w:rPr>
-        <w:t>Default Gateway</w:t>
-      </w:r>
-      <w:r>
-        <w:rPr>
-          <w:b/>
-          <w:bCs/>
-        </w:rPr>
-        <w:t xml:space="preserve"> : </w:t>
+        <w:t xml:space="preserve">2.Identify: oIPv4 Address </w:t>
+      </w:r>
+      <w:proofErr w:type="spellStart"/>
+      <w:r>
+        <w:t>oSubnet</w:t>
+      </w:r>
+      <w:proofErr w:type="spellEnd"/>
+      <w:r>
+        <w:t xml:space="preserve"> Mask </w:t>
+      </w:r>
+      <w:proofErr w:type="spellStart"/>
+      <w:r>
+        <w:t>oDefault</w:t>
+      </w:r>
+      <w:proofErr w:type="spellEnd"/>
+      <w:r>
+        <w:t xml:space="preserve"> Gateway </w:t>
+      </w:r>
+      <w:proofErr w:type="spellStart"/>
+      <w:r>
+        <w:t>oMAC</w:t>
+      </w:r>
+      <w:proofErr w:type="spellEnd"/>
+      <w:r>
+        <w:t xml:space="preserve"> Address</w:t>
+      </w:r>
+    </w:p>
+    <w:p>
+      <w:pPr>
+        <w:rPr>
+          <w:b/>
+          <w:bCs/>
+        </w:rPr>
+      </w:pPr>
+      <w:r>
+        <w:rPr>
+          <w:b/>
+          <w:bCs/>
+        </w:rPr>
+        <w:t xml:space="preserve">Default </w:t>
+      </w:r>
+      <w:proofErr w:type="gramStart"/>
+      <w:r>
+        <w:rPr>
+          <w:b/>
+          <w:bCs/>
+        </w:rPr>
+        <w:t>Gateway</w:t>
+      </w:r>
+      <w:r>
+        <w:rPr>
+          <w:b/>
+          <w:bCs/>
+        </w:rPr>
+        <w:t xml:space="preserve"> :</w:t>
+      </w:r>
+      <w:proofErr w:type="gramEnd"/>
+      <w:r>
+        <w:rPr>
+          <w:b/>
+          <w:bCs/>
+        </w:rPr>
+        <w:t xml:space="preserve"> </w:t>
       </w:r>
       <w:r>
         <w:rPr>
@@ -493,36 +751,15 @@
           <w:b/>
           <w:bCs/>
         </w:rPr>
-        <w:t>Subnet Mask</w:t>
-      </w:r>
-      <w:r>
-        <w:rPr>
-          <w:b/>
-          <w:bCs/>
-        </w:rPr>
-        <w:t xml:space="preserve"> : </w:t>
-      </w:r>
-      <w:r>
-        <w:rPr>
-          <w:b/>
-          <w:bCs/>
-        </w:rPr>
-        <w:t>fe80::c865:edff:fecc:e72d%7</w:t>
-      </w:r>
-    </w:p>
-    <w:p>
-      <w:pPr>
-        <w:rPr>
-          <w:b/>
-          <w:bCs/>
-        </w:rPr>
-      </w:pPr>
-      <w:r>
-        <w:rPr>
-          <w:b/>
-          <w:bCs/>
-        </w:rPr>
-        <w:t>IPv6 Address</w:t>
+        <w:t xml:space="preserve">Subnet </w:t>
+      </w:r>
+      <w:proofErr w:type="gramStart"/>
+      <w:r>
+        <w:rPr>
+          <w:b/>
+          <w:bCs/>
+        </w:rPr>
+        <w:t>Mask</w:t>
       </w:r>
       <w:r>
         <w:rPr>
@@ -531,7 +768,12 @@
         </w:rPr>
         <w:t xml:space="preserve"> :</w:t>
       </w:r>
-      <w:r>
+      <w:proofErr w:type="gramEnd"/>
+      <w:r>
+        <w:rPr>
+          <w:b/>
+          <w:bCs/>
+        </w:rPr>
         <w:t xml:space="preserve"> </w:t>
       </w:r>
       <w:r>
@@ -539,6 +781,95 @@
           <w:b/>
           <w:bCs/>
         </w:rPr>
+        <w:t>fe</w:t>
+      </w:r>
+      <w:proofErr w:type="gramStart"/>
+      <w:r>
+        <w:rPr>
+          <w:b/>
+          <w:bCs/>
+        </w:rPr>
+        <w:t>80::</w:t>
+      </w:r>
+      <w:proofErr w:type="gramEnd"/>
+      <w:r>
+        <w:rPr>
+          <w:b/>
+          <w:bCs/>
+        </w:rPr>
+        <w:t>c</w:t>
+      </w:r>
+      <w:proofErr w:type="gramStart"/>
+      <w:r>
+        <w:rPr>
+          <w:b/>
+          <w:bCs/>
+        </w:rPr>
+        <w:t>865:edff</w:t>
+      </w:r>
+      <w:proofErr w:type="gramEnd"/>
+      <w:r>
+        <w:rPr>
+          <w:b/>
+          <w:bCs/>
+        </w:rPr>
+        <w:t>:</w:t>
+      </w:r>
+      <w:proofErr w:type="gramStart"/>
+      <w:r>
+        <w:rPr>
+          <w:b/>
+          <w:bCs/>
+        </w:rPr>
+        <w:t>fecc:e</w:t>
+      </w:r>
+      <w:proofErr w:type="gramEnd"/>
+      <w:r>
+        <w:rPr>
+          <w:b/>
+          <w:bCs/>
+        </w:rPr>
+        <w:t>72d%7</w:t>
+      </w:r>
+    </w:p>
+    <w:p>
+      <w:pPr>
+        <w:rPr>
+          <w:b/>
+          <w:bCs/>
+        </w:rPr>
+      </w:pPr>
+      <w:r>
+        <w:rPr>
+          <w:b/>
+          <w:bCs/>
+        </w:rPr>
+        <w:t xml:space="preserve">IPv6 </w:t>
+      </w:r>
+      <w:proofErr w:type="gramStart"/>
+      <w:r>
+        <w:rPr>
+          <w:b/>
+          <w:bCs/>
+        </w:rPr>
+        <w:t>Address</w:t>
+      </w:r>
+      <w:r>
+        <w:rPr>
+          <w:b/>
+          <w:bCs/>
+        </w:rPr>
+        <w:t xml:space="preserve"> :</w:t>
+      </w:r>
+      <w:proofErr w:type="gramEnd"/>
+      <w:r>
+        <w:t xml:space="preserve"> </w:t>
+      </w:r>
+      <w:r>
+        <w:rPr>
+          <w:b/>
+          <w:bCs/>
+        </w:rPr>
         <w:t>2401:4900:c007:333c:5d2a:db69:be51:c2d8</w:t>
       </w:r>
     </w:p>
@@ -554,14 +885,30 @@
           <w:b/>
           <w:bCs/>
         </w:rPr>
-        <w:t>Physical Address</w:t>
-      </w:r>
-      <w:r>
-        <w:rPr>
-          <w:b/>
-          <w:bCs/>
-        </w:rPr>
-        <w:t xml:space="preserve"> : </w:t>
+        <w:t xml:space="preserve">Physical </w:t>
+      </w:r>
+      <w:proofErr w:type="gramStart"/>
+      <w:r>
+        <w:rPr>
+          <w:b/>
+          <w:bCs/>
+        </w:rPr>
+        <w:t>Address</w:t>
+      </w:r>
+      <w:r>
+        <w:rPr>
+          <w:b/>
+          <w:bCs/>
+        </w:rPr>
+        <w:t xml:space="preserve"> :</w:t>
+      </w:r>
+      <w:proofErr w:type="gramEnd"/>
+      <w:r>
+        <w:rPr>
+          <w:b/>
+          <w:bCs/>
+        </w:rPr>
+        <w:t xml:space="preserve"> </w:t>
       </w:r>
       <w:r>
         <w:rPr>
@@ -884,17 +1231,42 @@
           <w:bCs/>
         </w:rPr>
       </w:pPr>
-      <w:r>
-        <w:rPr>
-          <w:b/>
-          <w:bCs/>
-        </w:rPr>
-        <w:t>it is localhost it helps to communicate with localhost</w:t>
-      </w:r>
-    </w:p>
-    <w:p>
-      <w:r>
-        <w:t>8.Compare outputs of ifconfig and ipaddr.</w:t>
+      <w:proofErr w:type="gramStart"/>
+      <w:r>
+        <w:rPr>
+          <w:b/>
+          <w:bCs/>
+        </w:rPr>
+        <w:t>it</w:t>
+      </w:r>
+      <w:proofErr w:type="gramEnd"/>
+      <w:r>
+        <w:rPr>
+          <w:b/>
+          <w:bCs/>
+        </w:rPr>
+        <w:t xml:space="preserve"> is localhost it helps to communicate with localhost</w:t>
+      </w:r>
+    </w:p>
+    <w:p>
+      <w:r>
+        <w:t xml:space="preserve">8.Compare outputs of </w:t>
+      </w:r>
+      <w:proofErr w:type="spellStart"/>
+      <w:r>
+        <w:t>ifconfig</w:t>
+      </w:r>
+      <w:proofErr w:type="spellEnd"/>
+      <w:r>
+        <w:t xml:space="preserve"> and </w:t>
+      </w:r>
+      <w:proofErr w:type="spellStart"/>
+      <w:r>
+        <w:t>ipaddr</w:t>
+      </w:r>
+      <w:proofErr w:type="spellEnd"/>
+      <w:r>
+        <w:t>.</w:t>
       </w:r>
     </w:p>
     <w:p>
@@ -917,7 +1289,23 @@
           <w:b/>
           <w:bCs/>
         </w:rPr>
-        <w:t>Run ipconfig /all find which adepter’s media state is disconnected</w:t>
+        <w:t xml:space="preserve">Run ipconfig /all find which </w:t>
+      </w:r>
+      <w:proofErr w:type="spellStart"/>
+      <w:r>
+        <w:rPr>
+          <w:b/>
+          <w:bCs/>
+        </w:rPr>
+        <w:t>adepter’s</w:t>
+      </w:r>
+      <w:proofErr w:type="spellEnd"/>
+      <w:r>
+        <w:rPr>
+          <w:b/>
+          <w:bCs/>
+        </w:rPr>
+        <w:t xml:space="preserve"> media state is disconnected</w:t>
       </w:r>
     </w:p>
     <w:p>
@@ -1156,27 +1544,56 @@
     </w:p>
     <w:p>
       <w:r>
-        <w:t>4.Find the process ID associated with a port.</w:t>
-      </w:r>
-    </w:p>
-    <w:p>
-      <w:r>
-        <w:t>Netstat -ano</w:t>
-      </w:r>
-    </w:p>
-    <w:p>
-      <w:pPr>
-        <w:rPr>
-          <w:b/>
-          <w:bCs/>
-        </w:rPr>
-      </w:pPr>
-      <w:r>
-        <w:rPr>
-          <w:b/>
-          <w:bCs/>
-        </w:rPr>
-        <w:t>TCP    0.0.0.0:135(PORT 135)            0.0.0.0:0              LISTENING       1904(PID)</w:t>
+        <w:t>4</w:t>
+      </w:r>
+      <w:proofErr w:type="gramStart"/>
+      <w:r>
+        <w:t>.Find</w:t>
+      </w:r>
+      <w:proofErr w:type="gramEnd"/>
+      <w:r>
+        <w:t xml:space="preserve"> the process ID associated with a port.</w:t>
+      </w:r>
+    </w:p>
+    <w:p>
+      <w:r>
+        <w:t>Netstat -</w:t>
+      </w:r>
+      <w:proofErr w:type="spellStart"/>
+      <w:r>
+        <w:t>ano</w:t>
+      </w:r>
+      <w:proofErr w:type="spellEnd"/>
+    </w:p>
+    <w:p>
+      <w:pPr>
+        <w:rPr>
+          <w:b/>
+          <w:bCs/>
+        </w:rPr>
+      </w:pPr>
+      <w:r>
+        <w:rPr>
+          <w:b/>
+          <w:bCs/>
+        </w:rPr>
+        <w:t>TCP    0.0.0.0:135(PORT 135)            0.0.</w:t>
+      </w:r>
+      <w:proofErr w:type="gramStart"/>
+      <w:r>
+        <w:rPr>
+          <w:b/>
+          <w:bCs/>
+        </w:rPr>
+        <w:t>0.0</w:t>
+      </w:r>
+      <w:proofErr w:type="gramEnd"/>
+      <w:r>
+        <w:rPr>
+          <w:b/>
+          <w:bCs/>
+        </w:rPr>
+        <w:t>:0              LISTENING       1904(PID)</w:t>
       </w:r>
     </w:p>
     <w:p>
@@ -1234,7 +1651,15 @@
     </w:p>
     <w:p>
       <w:r>
-        <w:t>6.Compare TCP and UDP entries.</w:t>
+        <w:t>6</w:t>
+      </w:r>
+      <w:proofErr w:type="gramStart"/>
+      <w:r>
+        <w:t>.Compare</w:t>
+      </w:r>
+      <w:proofErr w:type="gramEnd"/>
+      <w:r>
+        <w:t xml:space="preserve"> TCP and UDP entries.</w:t>
       </w:r>
     </w:p>
     <w:tbl>
@@ -1433,12 +1858,21 @@
           <w:bCs/>
         </w:rPr>
       </w:pPr>
-      <w:r>
-        <w:rPr>
-          <w:b/>
-          <w:bCs/>
-        </w:rPr>
-        <w:t>Proto  Local Address          Foreign Address        State           PID</w:t>
+      <w:proofErr w:type="gramStart"/>
+      <w:r>
+        <w:rPr>
+          <w:b/>
+          <w:bCs/>
+        </w:rPr>
+        <w:t>Proto  Local</w:t>
+      </w:r>
+      <w:proofErr w:type="gramEnd"/>
+      <w:r>
+        <w:rPr>
+          <w:b/>
+          <w:bCs/>
+        </w:rPr>
+        <w:t xml:space="preserve"> Address          Foreign Address        State           PID</w:t>
       </w:r>
     </w:p>
     <w:p>
@@ -1651,19 +2085,34 @@
       </w:r>
     </w:p>
     <w:p>
-      <w:r>
-        <w:t xml:space="preserve">  Unauthorized or suspicious listening ports. </w:t>
-      </w:r>
-    </w:p>
-    <w:p>
-      <w:r>
-        <w:t>  Unexpected active network connections.</w:t>
+      <w:proofErr w:type="gramStart"/>
+      <w:r>
+        <w:t>  Unauthorized</w:t>
+      </w:r>
+      <w:proofErr w:type="gramEnd"/>
+      <w:r>
+        <w:t xml:space="preserve"> or suspicious listening ports. </w:t>
+      </w:r>
+    </w:p>
+    <w:p>
+      <w:proofErr w:type="gramStart"/>
+      <w:r>
+        <w:t>  Unexpected</w:t>
+      </w:r>
+      <w:proofErr w:type="gramEnd"/>
+      <w:r>
+        <w:t xml:space="preserve"> active network connections.</w:t>
       </w:r>
     </w:p>
     <w:p/>
     <w:p>
-      <w:r>
-        <w:t>Trecert Command</w:t>
+      <w:proofErr w:type="spellStart"/>
+      <w:r>
+        <w:t>Trecert</w:t>
+      </w:r>
+      <w:proofErr w:type="spellEnd"/>
+      <w:r>
+        <w:t xml:space="preserve"> Command</w:t>
       </w:r>
     </w:p>
     <w:p>
@@ -1678,12 +2127,21 @@
           <w:bCs/>
         </w:rPr>
       </w:pPr>
-      <w:r>
-        <w:rPr>
-          <w:b/>
-          <w:bCs/>
-        </w:rPr>
-        <w:t>tracert google.com</w:t>
+      <w:proofErr w:type="spellStart"/>
+      <w:r>
+        <w:rPr>
+          <w:b/>
+          <w:bCs/>
+        </w:rPr>
+        <w:t>tracert</w:t>
+      </w:r>
+      <w:proofErr w:type="spellEnd"/>
+      <w:r>
+        <w:rPr>
+          <w:b/>
+          <w:bCs/>
+        </w:rPr>
+        <w:t xml:space="preserve"> google.com</w:t>
       </w:r>
     </w:p>
     <w:p>
@@ -1866,11 +2324,16 @@
     <w:p/>
     <w:p>
       <w:r>
-        <w:t>4.Why do some hops display * * *?</w:t>
+        <w:t xml:space="preserve">4.Why do some hops display * * </w:t>
+      </w:r>
+      <w:proofErr w:type="gramStart"/>
+      <w:r>
+        <w:t>*?</w:t>
       </w:r>
       <w:r>
         <w:t>.</w:t>
       </w:r>
+      <w:proofErr w:type="gramEnd"/>
     </w:p>
     <w:p>
       <w:r>
@@ -1978,7 +2441,23 @@
                 <w:b/>
                 <w:bCs/>
               </w:rPr>
-              <w:t>Traceroute (Tracert)</w:t>
+              <w:t>Traceroute (</w:t>
+            </w:r>
+            <w:proofErr w:type="spellStart"/>
+            <w:r>
+              <w:rPr>
+                <w:b/>
+                <w:bCs/>
+              </w:rPr>
+              <w:t>Tracert</w:t>
+            </w:r>
+            <w:proofErr w:type="spellEnd"/>
+            <w:r>
+              <w:rPr>
+                <w:b/>
+                <w:bCs/>
+              </w:rPr>
+              <w:t>)</w:t>
             </w:r>
           </w:p>
         </w:tc>
@@ -2028,7 +2507,23 @@
           <w:b/>
           <w:bCs/>
         </w:rPr>
-        <w:t>TTL (Time To Live)</w:t>
+        <w:t xml:space="preserve">TTL (Time </w:t>
+      </w:r>
+      <w:proofErr w:type="gramStart"/>
+      <w:r>
+        <w:rPr>
+          <w:b/>
+          <w:bCs/>
+        </w:rPr>
+        <w:t>To</w:t>
+      </w:r>
+      <w:proofErr w:type="gramEnd"/>
+      <w:r>
+        <w:rPr>
+          <w:b/>
+          <w:bCs/>
+        </w:rPr>
+        <w:t xml:space="preserve"> Live)</w:t>
       </w:r>
       <w:r>
         <w:t xml:space="preserve"> limits how many routers a packet can pass through.</w:t>
@@ -2119,8 +2614,13 @@
     </w:p>
     <w:p>
       <w:r>
-        <w:t>It increases as the distance increased</w:t>
-      </w:r>
+        <w:t xml:space="preserve">It increases as the distance </w:t>
+      </w:r>
+      <w:proofErr w:type="gramStart"/>
+      <w:r>
+        <w:t>increased</w:t>
+      </w:r>
+      <w:proofErr w:type="gramEnd"/>
     </w:p>
     <w:p>
       <w:r>
@@ -2407,12 +2907,21 @@
             <w:hideMark/>
           </w:tcPr>
           <w:p>
+            <w:proofErr w:type="spellStart"/>
             <w:r>
               <w:rPr>
                 <w:b/>
                 <w:bCs/>
               </w:rPr>
-              <w:t>Genmask (Subnet Mask)</w:t>
+              <w:t>Genmask</w:t>
+            </w:r>
+            <w:proofErr w:type="spellEnd"/>
+            <w:r>
+              <w:rPr>
+                <w:b/>
+                <w:bCs/>
+              </w:rPr>
+              <w:t xml:space="preserve"> (Subnet Mask)</w:t>
             </w:r>
           </w:p>
         </w:tc>
@@ -2752,8 +3261,13 @@
           <w:numId w:val="9"/>
         </w:numPr>
       </w:pPr>
-      <w:r>
-        <w:t xml:space="preserve">Helps optimize packet forwarding. </w:t>
+      <w:proofErr w:type="gramStart"/>
+      <w:r>
+        <w:t>Helps</w:t>
+      </w:r>
+      <w:proofErr w:type="gramEnd"/>
+      <w:r>
+        <w:t xml:space="preserve"> optimize packet forwarding. </w:t>
       </w:r>
     </w:p>
     <w:p>
@@ -2842,7 +3356,15 @@
     </w:p>
     <w:p>
       <w:r>
-        <w:t>A routing table stores information about available network routes.</w:t>
+        <w:t xml:space="preserve">A </w:t>
+      </w:r>
+      <w:proofErr w:type="gramStart"/>
+      <w:r>
+        <w:t>routing table</w:t>
+      </w:r>
+      <w:proofErr w:type="gramEnd"/>
+      <w:r>
+        <w:t xml:space="preserve"> stores information about available network routes.</w:t>
       </w:r>
     </w:p>
     <w:p/>
@@ -3039,8 +3561,13 @@
             <w:hideMark/>
           </w:tcPr>
           <w:p>
+            <w:proofErr w:type="gramStart"/>
             <w:r>
-              <w:t>Converts a domain name to an IP address.</w:t>
+              <w:t>Converts</w:t>
+            </w:r>
+            <w:proofErr w:type="gramEnd"/>
+            <w:r>
+              <w:t xml:space="preserve"> a domain name to an IP address.</w:t>
             </w:r>
           </w:p>
         </w:tc>
@@ -3051,8 +3578,13 @@
             <w:hideMark/>
           </w:tcPr>
           <w:p>
+            <w:proofErr w:type="gramStart"/>
             <w:r>
-              <w:t>Converts an IP address to a domain name.</w:t>
+              <w:t>Converts</w:t>
+            </w:r>
+            <w:proofErr w:type="gramEnd"/>
+            <w:r>
+              <w:t xml:space="preserve"> an IP address to a domain name.</w:t>
             </w:r>
           </w:p>
         </w:tc>
@@ -3108,7 +3640,15 @@
     </w:p>
     <w:p>
       <w:r>
-        <w:t xml:space="preserve">5.Compare nslookup and ping outputs. </w:t>
+        <w:t xml:space="preserve">5.Compare </w:t>
+      </w:r>
+      <w:proofErr w:type="spellStart"/>
+      <w:r>
+        <w:t>nslookup</w:t>
+      </w:r>
+      <w:proofErr w:type="spellEnd"/>
+      <w:r>
+        <w:t xml:space="preserve"> and ping outputs. </w:t>
       </w:r>
     </w:p>
     <w:tbl>
@@ -3145,6 +3685,7 @@
                 <w:bCs/>
               </w:rPr>
             </w:pPr>
+            <w:proofErr w:type="spellStart"/>
             <w:r>
               <w:rPr>
                 <w:b/>
@@ -3152,6 +3693,7 @@
               </w:rPr>
               <w:t>nslookup</w:t>
             </w:r>
+            <w:proofErr w:type="spellEnd"/>
           </w:p>
         </w:tc>
         <w:tc>
@@ -3246,6 +3788,9 @@
         <w:t xml:space="preserve"> </w:t>
       </w:r>
       <w:r>
+        <w:rPr>
+          <w:noProof/>
+        </w:rPr>
         <w:drawing>
           <wp:inline distT="0" distB="0" distL="0" distR="0" wp14:anchorId="3A6D4198" wp14:editId="0C7A34EC">
             <wp:extent cx="4105848" cy="1905266"/>
@@ -3291,6 +3836,9 @@
     </w:p>
     <w:p>
       <w:r>
+        <w:rPr>
+          <w:noProof/>
+        </w:rPr>
         <w:drawing>
           <wp:inline distT="0" distB="0" distL="0" distR="0" wp14:anchorId="4EA62494" wp14:editId="56D61CA7">
             <wp:extent cx="5649113" cy="304843"/>
@@ -3352,6 +3900,9 @@
     </w:p>
     <w:p>
       <w:r>
+        <w:rPr>
+          <w:noProof/>
+        </w:rPr>
         <w:drawing>
           <wp:inline distT="0" distB="0" distL="0" distR="0" wp14:anchorId="63D6689F" wp14:editId="33788B8E">
             <wp:extent cx="3181794" cy="1571844"/>
@@ -3391,7 +3942,15 @@
     </w:p>
     <w:p>
       <w:r>
-        <w:t>10.Identify different DNS record types.</w:t>
+        <w:t>10</w:t>
+      </w:r>
+      <w:proofErr w:type="gramStart"/>
+      <w:r>
+        <w:t>.Identify</w:t>
+      </w:r>
+      <w:proofErr w:type="gramEnd"/>
+      <w:r>
+        <w:t xml:space="preserve"> different DNS record types.</w:t>
       </w:r>
     </w:p>
     <w:tbl>
@@ -3735,7 +4294,15 @@
     </w:p>
     <w:p>
       <w:r>
-        <w:t xml:space="preserve">1.Connect to a remote host using telnet. </w:t>
+        <w:t>1</w:t>
+      </w:r>
+      <w:proofErr w:type="gramStart"/>
+      <w:r>
+        <w:t>.Connect</w:t>
+      </w:r>
+      <w:proofErr w:type="gramEnd"/>
+      <w:r>
+        <w:t xml:space="preserve"> to a remote host using telnet. </w:t>
       </w:r>
     </w:p>
     <w:p>
@@ -3875,7 +4442,15 @@
     </w:p>
     <w:p>
       <w:r>
-        <w:t xml:space="preserve">8.Explain plaintext transmission in telnet. </w:t>
+        <w:t xml:space="preserve">8.Explain plaintext transmission </w:t>
+      </w:r>
+      <w:proofErr w:type="gramStart"/>
+      <w:r>
+        <w:t>in telnet</w:t>
+      </w:r>
+      <w:proofErr w:type="gramEnd"/>
+      <w:r>
+        <w:t xml:space="preserve">. </w:t>
       </w:r>
     </w:p>
     <w:p>
@@ -4004,8 +4579,17 @@
           <w:bCs/>
         </w:rPr>
         <w:br/>
-        <w:t>ssh username@hostname</w:t>
-      </w:r>
+        <w:t xml:space="preserve">ssh </w:t>
+      </w:r>
+      <w:proofErr w:type="spellStart"/>
+      <w:r>
+        <w:rPr>
+          <w:b/>
+          <w:bCs/>
+        </w:rPr>
+        <w:t>username@hostname</w:t>
+      </w:r>
+      <w:proofErr w:type="spellEnd"/>
       <w:r>
         <w:rPr>
           <w:b/>
@@ -4093,6 +4677,7 @@
         <w:rPr>
           <w:b/>
           <w:bCs/>
+          <w:noProof/>
         </w:rPr>
         <w:drawing>
           <wp:inline distT="0" distB="0" distL="0" distR="0" wp14:anchorId="01E83B2B" wp14:editId="3DF74349">
@@ -4204,7 +4789,38 @@
           <w:bCs/>
         </w:rPr>
         <w:br/>
-        <w:t>scp file.txt username@hostname:/path</w:t>
+      </w:r>
+      <w:proofErr w:type="spellStart"/>
+      <w:r>
+        <w:rPr>
+          <w:b/>
+          <w:bCs/>
+        </w:rPr>
+        <w:t>scp</w:t>
+      </w:r>
+      <w:proofErr w:type="spellEnd"/>
+      <w:r>
+        <w:rPr>
+          <w:b/>
+          <w:bCs/>
+        </w:rPr>
+        <w:t xml:space="preserve"> file.txt </w:t>
+      </w:r>
+      <w:proofErr w:type="spellStart"/>
+      <w:r>
+        <w:rPr>
+          <w:b/>
+          <w:bCs/>
+        </w:rPr>
+        <w:t>username@hostname</w:t>
+      </w:r>
+      <w:proofErr w:type="spellEnd"/>
+      <w:r>
+        <w:rPr>
+          <w:b/>
+          <w:bCs/>
+        </w:rPr>
+        <w:t>:/path</w:t>
       </w:r>
       <w:r>
         <w:rPr>
@@ -4399,7 +5015,21 @@
         <w:rPr>
           <w:b/>
         </w:rPr>
-        <w:t>Q1. Display the ARP cache using arp command.</w:t>
+        <w:t xml:space="preserve">Q1. Display the ARP cache using </w:t>
+      </w:r>
+      <w:proofErr w:type="spellStart"/>
+      <w:r>
+        <w:rPr>
+          <w:b/>
+        </w:rPr>
+        <w:t>arp</w:t>
+      </w:r>
+      <w:proofErr w:type="spellEnd"/>
+      <w:r>
+        <w:rPr>
+          <w:b/>
+        </w:rPr>
+        <w:t xml:space="preserve"> command.</w:t>
       </w:r>
       <w:r>
         <w:rPr>
@@ -4425,13 +5055,21 @@
         </w:rPr>
         <w:br/>
       </w:r>
-      <w:r>
-        <w:t>arp -a</w:t>
+      <w:proofErr w:type="spellStart"/>
+      <w:r>
+        <w:t>arp</w:t>
+      </w:r>
+      <w:proofErr w:type="spellEnd"/>
+      <w:r>
+        <w:t xml:space="preserve"> -a</w:t>
       </w:r>
       <w:r>
         <w:br/>
       </w:r>
       <w:r>
+        <w:rPr>
+          <w:noProof/>
+        </w:rPr>
         <w:drawing>
           <wp:inline distT="0" distB="0" distL="0" distR="0" wp14:anchorId="1A1863DF" wp14:editId="7C86A16E">
             <wp:extent cx="3840480" cy="1827024"/>
@@ -4544,8 +5182,13 @@
         </w:rPr>
         <w:br/>
       </w:r>
-      <w:r>
-        <w:t>arp -d *</w:t>
+      <w:proofErr w:type="spellStart"/>
+      <w:r>
+        <w:t>arp</w:t>
+      </w:r>
+      <w:proofErr w:type="spellEnd"/>
+      <w:r>
+        <w:t xml:space="preserve"> -d *</w:t>
       </w:r>
       <w:r>
         <w:br/>
@@ -4585,8 +5228,13 @@
         </w:rPr>
         <w:br/>
       </w:r>
-      <w:r>
-        <w:t>arp -s 192.168.1.10 00-11-22-33-44-55</w:t>
+      <w:proofErr w:type="spellStart"/>
+      <w:r>
+        <w:t>arp</w:t>
+      </w:r>
+      <w:proofErr w:type="spellEnd"/>
+      <w:r>
+        <w:t xml:space="preserve"> -s 192.168.1.10 00-11-22-33-44-55</w:t>
       </w:r>
       <w:r>
         <w:br/>
@@ -4708,7 +5356,14 @@
       </w:r>
       <w:r>
         <w:br/>
-        <w:t>arp -a</w:t>
+      </w:r>
+      <w:proofErr w:type="spellStart"/>
+      <w:r>
+        <w:t>arp</w:t>
+      </w:r>
+      <w:proofErr w:type="spellEnd"/>
+      <w:r>
+        <w:t xml:space="preserve"> -a</w:t>
       </w:r>
       <w:r>
         <w:br/>
@@ -4716,6 +5371,7 @@
       <w:r>
         <w:rPr>
           <w:i/>
+          <w:noProof/>
         </w:rPr>
         <w:lastRenderedPageBreak/>
         <w:drawing>
@@ -4770,7 +5426,21 @@
         <w:rPr>
           <w:b/>
         </w:rPr>
-        <w:t>Q1. Display MAC addresses using getmac.</w:t>
+        <w:t xml:space="preserve">Q1. Display MAC addresses using </w:t>
+      </w:r>
+      <w:proofErr w:type="spellStart"/>
+      <w:r>
+        <w:rPr>
+          <w:b/>
+        </w:rPr>
+        <w:t>getmac</w:t>
+      </w:r>
+      <w:proofErr w:type="spellEnd"/>
+      <w:r>
+        <w:rPr>
+          <w:b/>
+        </w:rPr>
+        <w:t>.</w:t>
       </w:r>
       <w:r>
         <w:rPr>
@@ -4796,15 +5466,18 @@
         </w:rPr>
         <w:br/>
       </w:r>
+      <w:proofErr w:type="spellStart"/>
       <w:r>
         <w:t>getmac</w:t>
       </w:r>
+      <w:proofErr w:type="spellEnd"/>
       <w:r>
         <w:br/>
       </w:r>
       <w:r>
         <w:rPr>
           <w:i/>
+          <w:noProof/>
         </w:rPr>
         <w:drawing>
           <wp:inline distT="0" distB="0" distL="0" distR="0" wp14:anchorId="6BD82D46" wp14:editId="7C14D49D">
@@ -4897,9 +5570,14 @@
         </w:rPr>
         <w:br/>
       </w:r>
+      <w:proofErr w:type="spellStart"/>
       <w:r>
         <w:lastRenderedPageBreak/>
-        <w:t>getmac /v</w:t>
+        <w:t>getmac</w:t>
+      </w:r>
+      <w:proofErr w:type="spellEnd"/>
+      <w:r>
+        <w:t xml:space="preserve"> /v</w:t>
       </w:r>
       <w:r>
         <w:br/>
@@ -4907,6 +5585,7 @@
       <w:r>
         <w:rPr>
           <w:i/>
+          <w:noProof/>
         </w:rPr>
         <w:drawing>
           <wp:inline distT="0" distB="0" distL="0" distR="0" wp14:anchorId="08856843" wp14:editId="16FD22C9">
@@ -5019,8 +5698,13 @@
         </w:rPr>
         <w:br/>
       </w:r>
-      <w:r>
-        <w:t>getmac /v</w:t>
+      <w:proofErr w:type="spellStart"/>
+      <w:r>
+        <w:t>getmac</w:t>
+      </w:r>
+      <w:proofErr w:type="spellEnd"/>
+      <w:r>
+        <w:t xml:space="preserve"> /v</w:t>
       </w:r>
       <w:r>
         <w:br/>
@@ -5028,6 +5712,7 @@
       <w:r>
         <w:rPr>
           <w:i/>
+          <w:noProof/>
         </w:rPr>
         <w:drawing>
           <wp:inline distT="0" distB="0" distL="0" distR="0" wp14:anchorId="3C9A1FDE" wp14:editId="20572D02">
@@ -5114,7 +5799,21 @@
         <w:rPr>
           <w:b/>
         </w:rPr>
-        <w:t>Q9. Compare outputs of getmac and ipconfig.</w:t>
+        <w:t xml:space="preserve">Q9. Compare outputs of </w:t>
+      </w:r>
+      <w:proofErr w:type="spellStart"/>
+      <w:r>
+        <w:rPr>
+          <w:b/>
+        </w:rPr>
+        <w:t>getmac</w:t>
+      </w:r>
+      <w:proofErr w:type="spellEnd"/>
+      <w:r>
+        <w:rPr>
+          <w:b/>
+        </w:rPr>
+        <w:t xml:space="preserve"> and ipconfig.</w:t>
       </w:r>
       <w:r>
         <w:rPr>
@@ -5123,7 +5822,15 @@
         <w:br/>
       </w:r>
       <w:r>
-        <w:t>Answer: getmac shows MAC addresses; ipconfig shows IP configuration.</w:t>
+        <w:t xml:space="preserve">Answer: </w:t>
+      </w:r>
+      <w:proofErr w:type="spellStart"/>
+      <w:r>
+        <w:t>getmac</w:t>
+      </w:r>
+      <w:proofErr w:type="spellEnd"/>
+      <w:r>
+        <w:t xml:space="preserve"> shows MAC addresses; ipconfig shows IP configuration.</w:t>
       </w:r>
       <w:r>
         <w:br/>
@@ -5161,7 +5868,7 @@
 </file>
 
 <file path=word/endnotes.xml><?xml version="1.0" encoding="utf-8"?>
-<w:endnotes xmlns:wpc="http://schemas.microsoft.com/office/word/2010/wordprocessingCanvas" xmlns:cx="http://schemas.microsoft.com/office/drawing/2014/chartex" xmlns:cx1="http://schemas.microsoft.com/office/drawing/2015/9/8/chartex" xmlns:cx2="http://schemas.microsoft.com/office/drawing/2015/10/21/chartex" xmlns:cx3="http://schemas.microsoft.com/office/drawing/2016/5/9/chartex" xmlns:cx4="http://schemas.microsoft.com/office/drawing/2016/5/10/chartex" xmlns:cx5="http://schemas.microsoft.com/office/drawing/2016/5/11/chartex" xmlns:cx6="http://schemas.microsoft.com/office/drawing/2016/5/12/chartex" xmlns:cx7="http://schemas.microsoft.com/office/drawing/2016/5/13/chartex" xmlns:cx8="http://schemas.microsoft.com/office/drawing/2016/5/14/chartex" xmlns:mc="http://schemas.openxmlformats.org/markup-compatibility/2006" xmlns:aink="http://schemas.microsoft.com/office/drawing/2016/ink" xmlns:am3d="http://schemas.microsoft.com/office/drawing/2017/model3d" xmlns:o="urn:schemas-microsoft-com:office:office" xmlns:oel="http://schemas.microsoft.com/office/2019/extlst" xmlns:r="http://schemas.openxmlformats.org/officeDocument/2006/relationships" xmlns:m="http://schemas.openxmlformats.org/officeDocument/2006/math" xmlns:v="urn:schemas-microsoft-com:vml" xmlns:wp14="http://schemas.microsoft.com/office/word/2010/wordprocessingDrawing" xmlns:wp="http://schemas.openxmlformats.org/drawingml/2006/wordprocessingDrawing" xmlns:w10="urn:schemas-microsoft-com:office:word" xmlns:w="http://schemas.openxmlformats.org/wordprocessingml/2006/main" xmlns:w14="http://schemas.microsoft.com/office/word/2010/wordml" xmlns:w15="http://schemas.microsoft.com/office/word/2012/wordml" xmlns:w16cex="http://schemas.microsoft.com/office/word/2018/wordml/cex" xmlns:w16cid="http://schemas.microsoft.com/office/word/2016/wordml/cid" xmlns:w16="http://schemas.microsoft.com/office/word/2018/wordml" xmlns:w16du="http://schemas.microsoft.com/office/word/2023/wordml/word16du" xmlns:w16sdtdh="http://schemas.microsoft.com/office/word/2020/wordml/sdtdatahash" xmlns:w16sdtfl="http://schemas.microsoft.com/office/word/2024/wordml/sdtformatlock" xmlns:w16se="http://schemas.microsoft.com/office/word/2015/wordml/symex" xmlns:wpg="http://schemas.microsoft.com/office/word/2010/wordprocessingGroup" xmlns:wpi="http://schemas.microsoft.com/office/word/2010/wordprocessingInk" xmlns:wne="http://schemas.microsoft.com/office/word/2006/wordml" xmlns:wps="http://schemas.microsoft.com/office/word/2010/wordprocessingShape" mc:Ignorable="w14 w15 w16se w16cid w16 w16cex w16sdtdh w16sdtfl w16du wp14">
+<w:endnotes xmlns:wpc="http://schemas.microsoft.com/office/word/2010/wordprocessingCanvas" xmlns:cx="http://schemas.microsoft.com/office/drawing/2014/chartex" xmlns:cx1="http://schemas.microsoft.com/office/drawing/2015/9/8/chartex" xmlns:cx2="http://schemas.microsoft.com/office/drawing/2015/10/21/chartex" xmlns:cx3="http://schemas.microsoft.com/office/drawing/2016/5/9/chartex" xmlns:cx4="http://schemas.microsoft.com/office/drawing/2016/5/10/chartex" xmlns:cx5="http://schemas.microsoft.com/office/drawing/2016/5/11/chartex" xmlns:cx6="http://schemas.microsoft.com/office/drawing/2016/5/12/chartex" xmlns:cx7="http://schemas.microsoft.com/office/drawing/2016/5/13/chartex" xmlns:cx8="http://schemas.microsoft.com/office/drawing/2016/5/14/chartex" xmlns:mc="http://schemas.openxmlformats.org/markup-compatibility/2006" xmlns:aink="http://schemas.microsoft.com/office/drawing/2016/ink" xmlns:am3d="http://schemas.microsoft.com/office/drawing/2017/model3d" xmlns:o="urn:schemas-microsoft-com:office:office" xmlns:oel="http://schemas.microsoft.com/office/2019/extlst" xmlns:r="http://schemas.openxmlformats.org/officeDocument/2006/relationships" xmlns:m="http://schemas.openxmlformats.org/officeDocument/2006/math" xmlns:v="urn:schemas-microsoft-com:vml" xmlns:wp14="http://schemas.microsoft.com/office/word/2010/wordprocessingDrawing" xmlns:wp="http://schemas.openxmlformats.org/drawingml/2006/wordprocessingDrawing" xmlns:w10="urn:schemas-microsoft-com:office:word" xmlns:w="http://schemas.openxmlformats.org/wordprocessingml/2006/main" xmlns:w14="http://schemas.microsoft.com/office/word/2010/wordml" xmlns:w15="http://schemas.microsoft.com/office/word/2012/wordml" xmlns:w16cei="http://schemas.microsoft.com/office/word/2026/wordml/cei" xmlns:w16cex="http://schemas.microsoft.com/office/word/2018/wordml/cex" xmlns:w16cid="http://schemas.microsoft.com/office/word/2016/wordml/cid" xmlns:w16="http://schemas.microsoft.com/office/word/2018/wordml" xmlns:w16du="http://schemas.microsoft.com/office/word/2023/wordml/word16du" xmlns:w16sdtdh="http://schemas.microsoft.com/office/word/2020/wordml/sdtdatahash" xmlns:w16sdtfl="http://schemas.microsoft.com/office/word/2024/wordml/sdtformatlock" xmlns:w16se="http://schemas.microsoft.com/office/word/2015/wordml/symex" xmlns:wpg="http://schemas.microsoft.com/office/word/2010/wordprocessingGroup" xmlns:wpi="http://schemas.microsoft.com/office/word/2010/wordprocessingInk" xmlns:wne="http://schemas.microsoft.com/office/word/2006/wordml" xmlns:wps="http://schemas.microsoft.com/office/word/2010/wordprocessingShape" mc:Ignorable="w14 w15 w16se w16cid w16 w16cex w16sdtdh w16sdtfl w16du wp14">
   <w:endnote w:type="separator" w:id="-1">
     <w:p>
       <w:pPr>
@@ -5186,7 +5893,7 @@
 </file>
 
 <file path=word/footnotes.xml><?xml version="1.0" encoding="utf-8"?>
-<w:footnotes xmlns:wpc="http://schemas.microsoft.com/office/word/2010/wordprocessingCanvas" xmlns:cx="http://schemas.microsoft.com/office/drawing/2014/chartex" xmlns:cx1="http://schemas.microsoft.com/office/drawing/2015/9/8/chartex" xmlns:cx2="http://schemas.microsoft.com/office/drawing/2015/10/21/chartex" xmlns:cx3="http://schemas.microsoft.com/office/drawing/2016/5/9/chartex" xmlns:cx4="http://schemas.microsoft.com/office/drawing/2016/5/10/chartex" xmlns:cx5="http://schemas.microsoft.com/office/drawing/2016/5/11/chartex" xmlns:cx6="http://schemas.microsoft.com/office/drawing/2016/5/12/chartex" xmlns:cx7="http://schemas.microsoft.com/office/drawing/2016/5/13/chartex" xmlns:cx8="http://schemas.microsoft.com/office/drawing/2016/5/14/chartex" xmlns:mc="http://schemas.openxmlformats.org/markup-compatibility/2006" xmlns:aink="http://schemas.microsoft.com/office/drawing/2016/ink" xmlns:am3d="http://schemas.microsoft.com/office/drawing/2017/model3d" xmlns:o="urn:schemas-microsoft-com:office:office" xmlns:oel="http://schemas.microsoft.com/office/2019/extlst" xmlns:r="http://schemas.openxmlformats.org/officeDocument/2006/relationships" xmlns:m="http://schemas.openxmlformats.org/officeDocument/2006/math" xmlns:v="urn:schemas-microsoft-com:vml" xmlns:wp14="http://schemas.microsoft.com/office/word/2010/wordprocessingDrawing" xmlns:wp="http://schemas.openxmlformats.org/drawingml/2006/wordprocessingDrawing" xmlns:w10="urn:schemas-microsoft-com:office:word" xmlns:w="http://schemas.openxmlformats.org/wordprocessingml/2006/main" xmlns:w14="http://schemas.microsoft.com/office/word/2010/wordml" xmlns:w15="http://schemas.microsoft.com/office/word/2012/wordml" xmlns:w16cex="http://schemas.microsoft.com/office/word/2018/wordml/cex" xmlns:w16cid="http://schemas.microsoft.com/office/word/2016/wordml/cid" xmlns:w16="http://schemas.microsoft.com/office/word/2018/wordml" xmlns:w16du="http://schemas.microsoft.com/office/word/2023/wordml/word16du" xmlns:w16sdtdh="http://schemas.microsoft.com/office/word/2020/wordml/sdtdatahash" xmlns:w16sdtfl="http://schemas.microsoft.com/office/word/2024/wordml/sdtformatlock" xmlns:w16se="http://schemas.microsoft.com/office/word/2015/wordml/symex" xmlns:wpg="http://schemas.microsoft.com/office/word/2010/wordprocessingGroup" xmlns:wpi="http://schemas.microsoft.com/office/word/2010/wordprocessingInk" xmlns:wne="http://schemas.microsoft.com/office/word/2006/wordml" xmlns:wps="http://schemas.microsoft.com/office/word/2010/wordprocessingShape" mc:Ignorable="w14 w15 w16se w16cid w16 w16cex w16sdtdh w16sdtfl w16du wp14">
+<w:footnotes xmlns:wpc="http://schemas.microsoft.com/office/word/2010/wordprocessingCanvas" xmlns:cx="http://schemas.microsoft.com/office/drawing/2014/chartex" xmlns:cx1="http://schemas.microsoft.com/office/drawing/2015/9/8/chartex" xmlns:cx2="http://schemas.microsoft.com/office/drawing/2015/10/21/chartex" xmlns:cx3="http://schemas.microsoft.com/office/drawing/2016/5/9/chartex" xmlns:cx4="http://schemas.microsoft.com/office/drawing/2016/5/10/chartex" xmlns:cx5="http://schemas.microsoft.com/office/drawing/2016/5/11/chartex" xmlns:cx6="http://schemas.microsoft.com/office/drawing/2016/5/12/chartex" xmlns:cx7="http://schemas.microsoft.com/office/drawing/2016/5/13/chartex" xmlns:cx8="http://schemas.microsoft.com/office/drawing/2016/5/14/chartex" xmlns:mc="http://schemas.openxmlformats.org/markup-compatibility/2006" xmlns:aink="http://schemas.microsoft.com/office/drawing/2016/ink" xmlns:am3d="http://schemas.microsoft.com/office/drawing/2017/model3d" xmlns:o="urn:schemas-microsoft-com:office:office" xmlns:oel="http://schemas.microsoft.com/office/2019/extlst" xmlns:r="http://schemas.openxmlformats.org/officeDocument/2006/relationships" xmlns:m="http://schemas.openxmlformats.org/officeDocument/2006/math" xmlns:v="urn:schemas-microsoft-com:vml" xmlns:wp14="http://schemas.microsoft.com/office/word/2010/wordprocessingDrawing" xmlns:wp="http://schemas.openxmlformats.org/drawingml/2006/wordprocessingDrawing" xmlns:w10="urn:schemas-microsoft-com:office:word" xmlns:w="http://schemas.openxmlformats.org/wordprocessingml/2006/main" xmlns:w14="http://schemas.microsoft.com/office/word/2010/wordml" xmlns:w15="http://schemas.microsoft.com/office/word/2012/wordml" xmlns:w16cei="http://schemas.microsoft.com/office/word/2026/wordml/cei" xmlns:w16cex="http://schemas.microsoft.com/office/word/2018/wordml/cex" xmlns:w16cid="http://schemas.microsoft.com/office/word/2016/wordml/cid" xmlns:w16="http://schemas.microsoft.com/office/word/2018/wordml" xmlns:w16du="http://schemas.microsoft.com/office/word/2023/wordml/word16du" xmlns:w16sdtdh="http://schemas.microsoft.com/office/word/2020/wordml/sdtdatahash" xmlns:w16sdtfl="http://schemas.microsoft.com/office/word/2024/wordml/sdtformatlock" xmlns:w16se="http://schemas.microsoft.com/office/word/2015/wordml/symex" xmlns:wpg="http://schemas.microsoft.com/office/word/2010/wordprocessingGroup" xmlns:wpi="http://schemas.microsoft.com/office/word/2010/wordprocessingInk" xmlns:wne="http://schemas.microsoft.com/office/word/2006/wordml" xmlns:wps="http://schemas.microsoft.com/office/word/2010/wordprocessingShape" mc:Ignorable="w14 w15 w16se w16cid w16 w16cex w16sdtdh w16sdtfl w16du wp14">
   <w:footnote w:type="separator" w:id="-1">
     <w:p>
       <w:pPr>
@@ -5211,7 +5918,7 @@
 </file>
 
 <file path=word/numbering.xml><?xml version="1.0" encoding="utf-8"?>
-<w:numbering xmlns:wpc="http://schemas.microsoft.com/office/word/2010/wordprocessingCanvas" xmlns:cx="http://schemas.microsoft.com/office/drawing/2014/chartex" xmlns:cx1="http://schemas.microsoft.com/office/drawing/2015/9/8/chartex" xmlns:cx2="http://schemas.microsoft.com/office/drawing/2015/10/21/chartex" xmlns:cx3="http://schemas.microsoft.com/office/drawing/2016/5/9/chartex" xmlns:cx4="http://schemas.microsoft.com/office/drawing/2016/5/10/chartex" xmlns:cx5="http://schemas.microsoft.com/office/drawing/2016/5/11/chartex" xmlns:cx6="http://schemas.microsoft.com/office/drawing/2016/5/12/chartex" xmlns:cx7="http://schemas.microsoft.com/office/drawing/2016/5/13/chartex" xmlns:cx8="http://schemas.microsoft.com/office/drawing/2016/5/14/chartex" xmlns:mc="http://schemas.openxmlformats.org/markup-compatibility/2006" xmlns:aink="http://schemas.microsoft.com/office/drawing/2016/ink" xmlns:am3d="http://schemas.microsoft.com/office/drawing/2017/model3d" xmlns:o="urn:schemas-microsoft-com:office:office" xmlns:oel="http://schemas.microsoft.com/office/2019/extlst" xmlns:r="http://schemas.openxmlformats.org/officeDocument/2006/relationships" xmlns:m="http://schemas.openxmlformats.org/officeDocument/2006/math" xmlns:v="urn:schemas-microsoft-com:vml" xmlns:wp14="http://schemas.microsoft.com/office/word/2010/wordprocessingDrawing" xmlns:wp="http://schemas.openxmlformats.org/drawingml/2006/wordprocessingDrawing" xmlns:w10="urn:schemas-microsoft-com:office:word" xmlns:w="http://schemas.openxmlformats.org/wordprocessingml/2006/main" xmlns:w14="http://schemas.microsoft.com/office/word/2010/wordml" xmlns:w15="http://schemas.microsoft.com/office/word/2012/wordml" xmlns:w16cex="http://schemas.microsoft.com/office/word/2018/wordml/cex" xmlns:w16cid="http://schemas.microsoft.com/office/word/2016/wordml/cid" xmlns:w16="http://schemas.microsoft.com/office/word/2018/wordml" xmlns:w16du="http://schemas.microsoft.com/office/word/2023/wordml/word16du" xmlns:w16sdtdh="http://schemas.microsoft.com/office/word/2020/wordml/sdtdatahash" xmlns:w16sdtfl="http://schemas.microsoft.com/office/word/2024/wordml/sdtformatlock" xmlns:w16se="http://schemas.microsoft.com/office/word/2015/wordml/symex" xmlns:wpg="http://schemas.microsoft.com/office/word/2010/wordprocessingGroup" xmlns:wpi="http://schemas.microsoft.com/office/word/2010/wordprocessingInk" xmlns:wne="http://schemas.microsoft.com/office/word/2006/wordml" xmlns:wps="http://schemas.microsoft.com/office/word/2010/wordprocessingShape" mc:Ignorable="w14 w15 w16se w16cid w16 w16cex w16sdtdh w16sdtfl w16du wp14">
+<w:numbering xmlns:wpc="http://schemas.microsoft.com/office/word/2010/wordprocessingCanvas" xmlns:cx="http://schemas.microsoft.com/office/drawing/2014/chartex" xmlns:cx1="http://schemas.microsoft.com/office/drawing/2015/9/8/chartex" xmlns:cx2="http://schemas.microsoft.com/office/drawing/2015/10/21/chartex" xmlns:cx3="http://schemas.microsoft.com/office/drawing/2016/5/9/chartex" xmlns:cx4="http://schemas.microsoft.com/office/drawing/2016/5/10/chartex" xmlns:cx5="http://schemas.microsoft.com/office/drawing/2016/5/11/chartex" xmlns:cx6="http://schemas.microsoft.com/office/drawing/2016/5/12/chartex" xmlns:cx7="http://schemas.microsoft.com/office/drawing/2016/5/13/chartex" xmlns:cx8="http://schemas.microsoft.com/office/drawing/2016/5/14/chartex" xmlns:mc="http://schemas.openxmlformats.org/markup-compatibility/2006" xmlns:aink="http://schemas.microsoft.com/office/drawing/2016/ink" xmlns:am3d="http://schemas.microsoft.com/office/drawing/2017/model3d" xmlns:o="urn:schemas-microsoft-com:office:office" xmlns:oel="http://schemas.microsoft.com/office/2019/extlst" xmlns:r="http://schemas.openxmlformats.org/officeDocument/2006/relationships" xmlns:m="http://schemas.openxmlformats.org/officeDocument/2006/math" xmlns:v="urn:schemas-microsoft-com:vml" xmlns:wp14="http://schemas.microsoft.com/office/word/2010/wordprocessingDrawing" xmlns:wp="http://schemas.openxmlformats.org/drawingml/2006/wordprocessingDrawing" xmlns:w10="urn:schemas-microsoft-com:office:word" xmlns:w="http://schemas.openxmlformats.org/wordprocessingml/2006/main" xmlns:w14="http://schemas.microsoft.com/office/word/2010/wordml" xmlns:w15="http://schemas.microsoft.com/office/word/2012/wordml" xmlns:w16cei="http://schemas.microsoft.com/office/word/2026/wordml/cei" xmlns:w16cex="http://schemas.microsoft.com/office/word/2018/wordml/cex" xmlns:w16cid="http://schemas.microsoft.com/office/word/2016/wordml/cid" xmlns:w16="http://schemas.microsoft.com/office/word/2018/wordml" xmlns:w16du="http://schemas.microsoft.com/office/word/2023/wordml/word16du" xmlns:w16sdtdh="http://schemas.microsoft.com/office/word/2020/wordml/sdtdatahash" xmlns:w16sdtfl="http://schemas.microsoft.com/office/word/2024/wordml/sdtformatlock" xmlns:w16se="http://schemas.microsoft.com/office/word/2015/wordml/symex" xmlns:wpg="http://schemas.microsoft.com/office/word/2010/wordprocessingGroup" xmlns:wpi="http://schemas.microsoft.com/office/word/2010/wordprocessingInk" xmlns:wne="http://schemas.microsoft.com/office/word/2006/wordml" xmlns:wps="http://schemas.microsoft.com/office/word/2010/wordprocessingShape" mc:Ignorable="w14 w15 w16se w16cid w16 w16cex w16sdtdh w16sdtfl w16du wp14">
   <w:abstractNum w:abstractNumId="0" w15:restartNumberingAfterBreak="0">
     <w:nsid w:val="13125C01"/>
     <w:multiLevelType w:val="multilevel"/>
@@ -7169,6 +7876,7 @@
   <w:style w:type="character" w:default="1" w:styleId="DefaultParagraphFont">
     <w:name w:val="Default Paragraph Font"/>
     <w:uiPriority w:val="1"/>
+    <w:semiHidden/>
     <w:unhideWhenUsed/>
   </w:style>
   <w:style w:type="table" w:default="1" w:styleId="TableNormal">
